--- a/files/제78편 아담 시대 이후의 보라 인종.docx
+++ b/files/제78편 아담 시대 이후의 보라 인종.docx
@@ -63,7 +63,7 @@
                 <w:sz w:val="26"/>
                 <w:szCs w:val="26"/>
               </w:rPr>
-              <w:t xml:space="preserve">둘째 동산의 문화는 어떻게 온 세상으로 흘러나가고, 그 고향은 왜 사라졌는가?</w:t>
+              <w:t xml:space="preserve">삼만 년 동안 문명의 요람이던 둘째 동산은 어떻게 세상을 적시고, 정작 자신은 사라졌는가?</w:t>
             </w:r>
           </w:p>
         </w:tc>
